--- a/docstencil-core/src/test/resources/fixtures/e2e_built_in_functions_out.docx
+++ b/docstencil-core/src/test/resources/fixtures/e2e_built_in_functions_out.docx
@@ -229,6 +229,116 @@
           <w:b/>
           <w:bCs/>
         </w:rPr>
+        <w:t>123.46</w:t>
+      </w:r>
+      <w:r>
+        <w:rPr/>
+        <w:t xml:space="preserve"> == 123.46</w:t>
+      </w:r>
+    </w:p>
+    <w:p>
+      <w:pPr>
+        <w:pStyle w:val="Normal"/>
+        <w:rPr/>
+      </w:pPr>
+      <w:r>
+        <w:rPr>
+          <w:b/>
+          <w:bCs/>
+        </w:rPr>
+        <w:t>123</w:t>
+      </w:r>
+      <w:r>
+        <w:rPr/>
+        <w:t xml:space="preserve"> == 123</w:t>
+      </w:r>
+    </w:p>
+    <w:p>
+      <w:pPr>
+        <w:pStyle w:val="Normal"/>
+        <w:rPr/>
+      </w:pPr>
+      <w:r>
+        <w:rPr>
+          <w:b/>
+          <w:bCs/>
+        </w:rPr>
+        <w:t>08/20/2020</w:t>
+      </w:r>
+      <w:r>
+        <w:rPr/>
+        <w:t xml:space="preserve"> == 08/20/2020</w:t>
+      </w:r>
+    </w:p>
+    <w:p>
+      <w:pPr>
+        <w:pStyle w:val="Normal"/>
+        <w:rPr/>
+      </w:pPr>
+      <w:r>
+        <w:rPr>
+          <w:b/>
+          <w:bCs/>
+        </w:rPr>
+        <w:t>08/20/2020</w:t>
+      </w:r>
+      <w:r>
+        <w:rPr/>
+        <w:t xml:space="preserve"> == 08/20/2020</w:t>
+      </w:r>
+    </w:p>
+    <w:p>
+      <w:pPr>
+        <w:pStyle w:val="Normal"/>
+        <w:rPr/>
+      </w:pPr>
+      <w:r>
+        <w:rPr>
+          <w:b/>
+          <w:bCs/>
+        </w:rPr>
+        <w:t>2020/08/20</w:t>
+      </w:r>
+      <w:r>
+        <w:rPr/>
+        <w:t xml:space="preserve"> == 2020/08/20</w:t>
+      </w:r>
+    </w:p>
+    <w:p>
+      <w:pPr>
+        <w:pStyle w:val="Normal"/>
+        <w:rPr/>
+      </w:pPr>
+      <w:r>
+        <w:rPr>
+          <w:b/>
+          <w:bCs/>
+        </w:rPr>
+        <w:t>2020/08/20 14:42</w:t>
+      </w:r>
+      <w:r>
+        <w:rPr/>
+        <w:t xml:space="preserve"> == 2020/08/20 14:42</w:t>
+      </w:r>
+    </w:p>
+    <w:p>
+      <w:pPr>
+        <w:pStyle w:val="Normal"/>
+        <w:rPr/>
+      </w:pPr>
+      <w:r>
+        <w:rPr>
+          <w:rFonts w:cs="Noto Sans Devanagari" w:eastAsia="Noto Serif CJK SC"/>
+          <w:b/>
+          <w:bCs/>
+        </w:rPr>
+        <w:t>£</w:t>
+      </w:r>
+      <w:r>
+        <w:rPr>
+          <w:b/>
+          <w:bCs/>
+        </w:rPr>
         <w:t>123.4</w:t>
       </w:r>
       <w:r>
@@ -240,92 +350,16 @@
       </w:r>
       <w:r>
         <w:rPr/>
-        <w:t xml:space="preserve"> == 123.46</w:t>
-      </w:r>
-    </w:p>
-    <w:p>
-      <w:pPr>
-        <w:pStyle w:val="Normal"/>
-        <w:rPr/>
-      </w:pPr>
-      <w:r>
-        <w:rPr>
-          <w:b/>
-          <w:bCs/>
-        </w:rPr>
-        <w:t>123</w:t>
-      </w:r>
-      <w:r>
-        <w:rPr/>
-        <w:t xml:space="preserve"> == 123</w:t>
-      </w:r>
-    </w:p>
-    <w:p>
-      <w:pPr>
-        <w:pStyle w:val="Normal"/>
-        <w:rPr/>
-      </w:pPr>
-      <w:r>
-        <w:rPr>
-          <w:b/>
-          <w:bCs/>
-        </w:rPr>
-        <w:t>08/20/2020</w:t>
-      </w:r>
-      <w:r>
-        <w:rPr/>
-        <w:t xml:space="preserve"> == 08/20/2020</w:t>
-      </w:r>
-    </w:p>
-    <w:p>
-      <w:pPr>
-        <w:pStyle w:val="Normal"/>
-        <w:rPr/>
-      </w:pPr>
-      <w:r>
-        <w:rPr>
-          <w:b/>
-          <w:bCs/>
-        </w:rPr>
-        <w:t>08/20/2020</w:t>
-      </w:r>
-      <w:r>
-        <w:rPr/>
-        <w:t xml:space="preserve"> == 08/20/2020</w:t>
-      </w:r>
-    </w:p>
-    <w:p>
-      <w:pPr>
-        <w:pStyle w:val="Normal"/>
-        <w:rPr/>
-      </w:pPr>
-      <w:r>
-        <w:rPr>
-          <w:b/>
-          <w:bCs/>
-        </w:rPr>
-        <w:t>2020/08/20</w:t>
-      </w:r>
-      <w:r>
-        <w:rPr/>
-        <w:t xml:space="preserve"> == 2020/08/20</w:t>
-      </w:r>
-    </w:p>
-    <w:p>
-      <w:pPr>
-        <w:pStyle w:val="Normal"/>
-        <w:rPr/>
-      </w:pPr>
-      <w:r>
-        <w:rPr>
-          <w:b/>
-          <w:bCs/>
-        </w:rPr>
-        <w:t>2020/08/20 14:42</w:t>
-      </w:r>
-      <w:r>
-        <w:rPr/>
-        <w:t xml:space="preserve"> == 2020/08/20 14:42</w:t>
+        <w:t xml:space="preserve"> == £123.46</w:t>
+      </w:r>
+    </w:p>
+    <w:p>
+      <w:pPr>
+        <w:pStyle w:val="Normal"/>
+        <w:rPr/>
+      </w:pPr>
+      <w:r>
+        <w:rPr/>
       </w:r>
     </w:p>
     <w:sectPr>
@@ -410,7 +444,7 @@
     </w:rPr>
   </w:style>
   <w:style w:styleId="Caption" w:type="paragraph">
-    <w:name w:val="Caption"/>
+    <w:name w:val="caption"/>
     <w:basedOn w:val="Normal"/>
     <w:qFormat/>
     <w:pPr>

--- a/docstencil-core/src/test/resources/fixtures/e2e_built_in_functions_out.docx
+++ b/docstencil-core/src/test/resources/fixtures/e2e_built_in_functions_out.docx
@@ -339,14 +339,7 @@
           <w:b/>
           <w:bCs/>
         </w:rPr>
-        <w:t>123.4</w:t>
-      </w:r>
-      <w:r>
-        <w:rPr>
-          <w:b/>
-          <w:bCs/>
-        </w:rPr>
-        <w:t>6</w:t>
+        <w:t>123.46</w:t>
       </w:r>
       <w:r>
         <w:rPr/>
@@ -359,7 +352,23 @@
         <w:rPr/>
       </w:pPr>
       <w:r>
-        <w:rPr/>
+        <w:rPr>
+          <w:rFonts w:cs="Noto Sans Devanagari" w:eastAsia="Noto Serif CJK SC"/>
+          <w:b/>
+          <w:bCs/>
+        </w:rPr>
+        <w:t>USD</w:t>
+      </w:r>
+      <w:r>
+        <w:rPr>
+          <w:b/>
+          <w:bCs/>
+        </w:rPr>
+        <w:t>123.46</w:t>
+      </w:r>
+      <w:r>
+        <w:rPr/>
+        <w:t xml:space="preserve"> == USD123.46</w:t>
       </w:r>
     </w:p>
     <w:sectPr>
